--- a/Safetyofuniggascontract.docx
+++ b/Safetyofuniggascontract.docx
@@ -22,9 +22,9 @@
  
      < C u s t o m e r _ L e d g e r _ E n t r y >   
-         < A d d i t i o n P i c > A d d i t i o n P i c < / A d d i t i o n P i c > +         < A d d i t i o n P i c   / >   
-         < A d d i t i o n P i c 2 > A d d i t i o n P i c 2 < / A d d i t i o n P i c 2 > +         < A d d i t i o n P i c 2   / >   
          < A d d r e s s > A d d r e s s < / A d d r e s s >   
@@ -46,7 +46,7 @@
  
          < C E O > C E O < / C E O >   
-         < C o m p a n y L o g o > C o m p a n y L o g o < / C o m p a n y L o g o > +         < C o m p a n y L o g o   / >   
          < C u s t o m e r _ C a t e g o r y > C u s t o m e r _ C a t e g o r y < / C u s t o m e r _ C a t e g o r y >   
@@ -74,7 +74,7 @@
  
          < N u m b e r _ F i e l d > N u m b e r _ F i e l d < / N u m b e r _ F i e l d >   
-         < p i c t u r e > p i c t u r e < / p i c t u r e > +         < p i c t u r e   / >   
          < P o s i t i o n > P o s i t i o n < / P o s i t i o n >   
